--- a/papers/P8_linguistic_fossils/revision_v0.2/P8_revision_v0.3_anonymous.docx
+++ b/papers/P8_linguistic_fossils/revision_v0.2/P8_revision_v0.3_anonymous.docx
@@ -9772,7 +9772,7 @@
         <w:pStyle w:val="OLreferencelist"/>
       </w:pPr>
       <w:r>
-        <w:t>Lundberg, Scott M. and Su-In Lee. 2017. A unified approach to interpreting model predictions. In Advances in neural information processing systems 30, 4765–4774.</w:t>
+        <w:t>Lundberg, Scott M. and Su-In Lee. 2017. A unified approach to interpreting model predictions. In Advances in neural information processing systems 30.</w:t>
       </w:r>
     </w:p>
     <w:p>
